--- a/Publication/Обоснование.docx
+++ b/Publication/Обоснование.docx
@@ -33,7 +33,7 @@
           <w:sz w:val="28"/>
           <w:szCs w:val="28"/>
         </w:rPr>
-        <w:t>Возрастная категория: 12+</w:t>
+        <w:t>Возрастная категория: 14+</w:t>
       </w:r>
     </w:p>
     <w:p>
@@ -200,354 +200,86 @@
           <w:rFonts w:ascii="Times New Roman" w:hAnsi="Times New Roman" w:cs="Times New Roman"/>
           <w:sz w:val="28"/>
           <w:szCs w:val="28"/>
-        </w:rPr>
-      </w:pPr>
-      <w:r>
-        <w:rPr>
-          <w:rFonts w:ascii="Times New Roman" w:hAnsi="Times New Roman" w:cs="Times New Roman"/>
-          <w:sz w:val="28"/>
-          <w:szCs w:val="28"/>
-        </w:rPr>
-        <w:t>• Удобный каталог с фильтрацией по категориям</w:t>
-      </w:r>
-    </w:p>
-    <w:p>
-      <w:pPr>
-        <w:rPr>
-          <w:rFonts w:ascii="Times New Roman" w:hAnsi="Times New Roman" w:cs="Times New Roman"/>
-          <w:sz w:val="28"/>
-          <w:szCs w:val="28"/>
-        </w:rPr>
-      </w:pPr>
-      <w:r>
-        <w:rPr>
-          <w:rFonts w:ascii="Times New Roman" w:hAnsi="Times New Roman" w:cs="Times New Roman"/>
-          <w:sz w:val="28"/>
-          <w:szCs w:val="28"/>
-        </w:rPr>
-        <w:t>• Система избранного для сохранения понравившихся моделей</w:t>
-      </w:r>
-    </w:p>
-    <w:p>
-      <w:pPr>
-        <w:rPr>
-          <w:rFonts w:ascii="Times New Roman" w:hAnsi="Times New Roman" w:cs="Times New Roman"/>
-          <w:sz w:val="28"/>
-          <w:szCs w:val="28"/>
-        </w:rPr>
-      </w:pPr>
-      <w:r>
-        <w:rPr>
-          <w:rFonts w:ascii="Times New Roman" w:hAnsi="Times New Roman" w:cs="Times New Roman"/>
-          <w:sz w:val="28"/>
-          <w:szCs w:val="28"/>
-        </w:rPr>
-        <w:t>• Корзина с возможностью оформления заказа</w:t>
-      </w:r>
-    </w:p>
-    <w:p>
-      <w:pPr>
-        <w:rPr>
-          <w:rFonts w:ascii="Times New Roman" w:hAnsi="Times New Roman" w:cs="Times New Roman"/>
-          <w:sz w:val="28"/>
-          <w:szCs w:val="28"/>
-        </w:rPr>
-      </w:pPr>
-      <w:r>
-        <w:rPr>
-          <w:rFonts w:ascii="Times New Roman" w:hAnsi="Times New Roman" w:cs="Times New Roman"/>
-          <w:sz w:val="28"/>
-          <w:szCs w:val="28"/>
-        </w:rPr>
-        <w:t>• Поиск по названию и характеристикам</w:t>
-      </w:r>
-    </w:p>
-    <w:p>
-      <w:pPr>
-        <w:rPr>
-          <w:rFonts w:ascii="Times New Roman" w:hAnsi="Times New Roman" w:cs="Times New Roman"/>
-          <w:sz w:val="28"/>
-          <w:szCs w:val="28"/>
-        </w:rPr>
-      </w:pPr>
-      <w:r>
-        <w:rPr>
-          <w:rFonts w:ascii="Times New Roman" w:hAnsi="Times New Roman" w:cs="Times New Roman"/>
-          <w:sz w:val="28"/>
-          <w:szCs w:val="28"/>
-        </w:rPr>
-        <w:t>• Личный кабинет с историей заказов</w:t>
-      </w:r>
-    </w:p>
-    <w:p>
-      <w:pPr>
-        <w:rPr>
-          <w:rFonts w:ascii="Times New Roman" w:hAnsi="Times New Roman" w:cs="Times New Roman"/>
-          <w:sz w:val="28"/>
-          <w:szCs w:val="28"/>
-        </w:rPr>
-      </w:pPr>
-      <w:r>
-        <w:rPr>
-          <w:rFonts w:ascii="Times New Roman" w:hAnsi="Times New Roman" w:cs="Times New Roman"/>
-          <w:sz w:val="28"/>
-          <w:szCs w:val="28"/>
-        </w:rPr>
-        <w:t>• Актуальные новинки и популярные модели</w:t>
-      </w:r>
-    </w:p>
-    <w:p>
-      <w:pPr>
-        <w:rPr>
-          <w:rFonts w:ascii="Times New Roman" w:hAnsi="Times New Roman" w:cs="Times New Roman"/>
-          <w:sz w:val="28"/>
-          <w:szCs w:val="28"/>
-        </w:rPr>
-      </w:pPr>
-    </w:p>
-    <w:p>
-      <w:pPr>
-        <w:rPr>
-          <w:rFonts w:ascii="Times New Roman" w:hAnsi="Times New Roman" w:cs="Times New Roman"/>
-          <w:sz w:val="28"/>
-          <w:szCs w:val="28"/>
-        </w:rPr>
-      </w:pPr>
-      <w:r>
-        <w:rPr>
-          <w:rFonts w:ascii="Times New Roman" w:hAnsi="Times New Roman" w:cs="Times New Roman"/>
-          <w:sz w:val="28"/>
-          <w:szCs w:val="28"/>
-        </w:rPr>
-        <w:t>Преимущества приложения:</w:t>
-      </w:r>
-    </w:p>
-    <w:p>
-      <w:pPr>
-        <w:rPr>
-          <w:rFonts w:ascii="Times New Roman" w:hAnsi="Times New Roman" w:cs="Times New Roman"/>
-          <w:sz w:val="28"/>
-          <w:szCs w:val="28"/>
-        </w:rPr>
-      </w:pPr>
-      <w:r>
-        <w:rPr>
-          <w:rFonts w:ascii="MS Mincho" w:eastAsia="MS Mincho" w:hAnsi="MS Mincho" w:cs="MS Mincho" w:hint="eastAsia"/>
-          <w:sz w:val="28"/>
-          <w:szCs w:val="28"/>
-        </w:rPr>
-        <w:t>✓</w:t>
-      </w:r>
-      <w:r>
-        <w:rPr>
-          <w:rFonts w:ascii="Times New Roman" w:hAnsi="Times New Roman" w:cs="Times New Roman"/>
-          <w:sz w:val="28"/>
-          <w:szCs w:val="28"/>
-        </w:rPr>
-        <w:t xml:space="preserve"> Интуитивно понятный интерфейс</w:t>
-      </w:r>
-    </w:p>
-    <w:p>
-      <w:pPr>
-        <w:rPr>
-          <w:rFonts w:ascii="Times New Roman" w:hAnsi="Times New Roman" w:cs="Times New Roman"/>
-          <w:sz w:val="28"/>
-          <w:szCs w:val="28"/>
-        </w:rPr>
-      </w:pPr>
-      <w:r>
-        <w:rPr>
-          <w:rFonts w:ascii="MS Mincho" w:eastAsia="MS Mincho" w:hAnsi="MS Mincho" w:cs="MS Mincho" w:hint="eastAsia"/>
-          <w:sz w:val="28"/>
-          <w:szCs w:val="28"/>
-        </w:rPr>
-        <w:t>✓</w:t>
-      </w:r>
-      <w:r>
-        <w:rPr>
-          <w:rFonts w:ascii="Times New Roman" w:hAnsi="Times New Roman" w:cs="Times New Roman"/>
-          <w:sz w:val="28"/>
-          <w:szCs w:val="28"/>
-        </w:rPr>
-        <w:t xml:space="preserve"> Быстрый поиск и фильтрация</w:t>
-      </w:r>
-    </w:p>
-    <w:p>
-      <w:pPr>
-        <w:rPr>
-          <w:rFonts w:ascii="Times New Roman" w:hAnsi="Times New Roman" w:cs="Times New Roman"/>
-          <w:sz w:val="28"/>
-          <w:szCs w:val="28"/>
-        </w:rPr>
-      </w:pPr>
-      <w:r>
-        <w:rPr>
-          <w:rFonts w:ascii="MS Mincho" w:eastAsia="MS Mincho" w:hAnsi="MS Mincho" w:cs="MS Mincho" w:hint="eastAsia"/>
-          <w:sz w:val="28"/>
-          <w:szCs w:val="28"/>
-        </w:rPr>
-        <w:t>✓</w:t>
-      </w:r>
-      <w:r>
-        <w:rPr>
-          <w:rFonts w:ascii="Times New Roman" w:hAnsi="Times New Roman" w:cs="Times New Roman"/>
-          <w:sz w:val="28"/>
-          <w:szCs w:val="28"/>
-        </w:rPr>
-        <w:t xml:space="preserve"> Сохранение истории просмотров</w:t>
-      </w:r>
-    </w:p>
-    <w:p>
-      <w:pPr>
-        <w:rPr>
-          <w:rFonts w:ascii="Times New Roman" w:hAnsi="Times New Roman" w:cs="Times New Roman"/>
-          <w:sz w:val="28"/>
-          <w:szCs w:val="28"/>
-        </w:rPr>
-      </w:pPr>
-      <w:r>
-        <w:rPr>
-          <w:rFonts w:ascii="MS Mincho" w:eastAsia="MS Mincho" w:hAnsi="MS Mincho" w:cs="MS Mincho" w:hint="eastAsia"/>
-          <w:sz w:val="28"/>
-          <w:szCs w:val="28"/>
-        </w:rPr>
-        <w:t>✓</w:t>
-      </w:r>
-      <w:r>
-        <w:rPr>
-          <w:rFonts w:ascii="Times New Roman" w:hAnsi="Times New Roman" w:cs="Times New Roman"/>
-          <w:sz w:val="28"/>
-          <w:szCs w:val="28"/>
-        </w:rPr>
-        <w:t xml:space="preserve"> Актуальные цены и наличие</w:t>
-      </w:r>
-    </w:p>
-    <w:p>
-      <w:pPr>
-        <w:rPr>
-          <w:rFonts w:ascii="Times New Roman" w:hAnsi="Times New Roman" w:cs="Times New Roman"/>
-          <w:sz w:val="28"/>
-          <w:szCs w:val="28"/>
-        </w:rPr>
-      </w:pPr>
-      <w:r>
-        <w:rPr>
-          <w:rFonts w:ascii="MS Mincho" w:eastAsia="MS Mincho" w:hAnsi="MS Mincho" w:cs="MS Mincho" w:hint="eastAsia"/>
-          <w:sz w:val="28"/>
-          <w:szCs w:val="28"/>
-        </w:rPr>
-        <w:t>✓</w:t>
-      </w:r>
-      <w:r>
-        <w:rPr>
-          <w:rFonts w:ascii="Times New Roman" w:hAnsi="Times New Roman" w:cs="Times New Roman"/>
-          <w:sz w:val="28"/>
-          <w:szCs w:val="28"/>
-        </w:rPr>
-        <w:t xml:space="preserve"> Безопасная оплата</w:t>
-      </w:r>
-    </w:p>
-    <w:p>
-      <w:pPr>
-        <w:rPr>
-          <w:rFonts w:ascii="Times New Roman" w:hAnsi="Times New Roman" w:cs="Times New Roman"/>
-          <w:sz w:val="28"/>
-          <w:szCs w:val="28"/>
-        </w:rPr>
-      </w:pPr>
-      <w:r>
-        <w:rPr>
-          <w:rFonts w:ascii="MS Mincho" w:eastAsia="MS Mincho" w:hAnsi="MS Mincho" w:cs="MS Mincho" w:hint="eastAsia"/>
-          <w:sz w:val="28"/>
-          <w:szCs w:val="28"/>
-        </w:rPr>
-        <w:t>✓</w:t>
-      </w:r>
-      <w:r>
-        <w:rPr>
-          <w:rFonts w:ascii="Times New Roman" w:hAnsi="Times New Roman" w:cs="Times New Roman"/>
-          <w:sz w:val="28"/>
-          <w:szCs w:val="28"/>
-        </w:rPr>
-        <w:t xml:space="preserve"> Уведомления о статусе заказа</w:t>
-      </w:r>
-    </w:p>
-    <w:p>
-      <w:pPr>
-        <w:rPr>
-          <w:rFonts w:ascii="Times New Roman" w:hAnsi="Times New Roman" w:cs="Times New Roman"/>
-          <w:sz w:val="28"/>
-          <w:szCs w:val="28"/>
-        </w:rPr>
-      </w:pPr>
-    </w:p>
-    <w:p>
-      <w:pPr>
-        <w:rPr>
-          <w:rFonts w:ascii="Times New Roman" w:hAnsi="Times New Roman" w:cs="Times New Roman"/>
-          <w:sz w:val="28"/>
-          <w:szCs w:val="28"/>
-        </w:rPr>
-      </w:pPr>
-      <w:r>
-        <w:rPr>
-          <w:rFonts w:ascii="Times New Roman" w:hAnsi="Times New Roman" w:cs="Times New Roman"/>
-          <w:sz w:val="28"/>
-          <w:szCs w:val="28"/>
-        </w:rPr>
-        <w:t>Категории товаров:</w:t>
-      </w:r>
-    </w:p>
-    <w:p>
-      <w:pPr>
-        <w:rPr>
-          <w:rFonts w:ascii="Times New Roman" w:hAnsi="Times New Roman" w:cs="Times New Roman"/>
-          <w:sz w:val="28"/>
-          <w:szCs w:val="28"/>
-        </w:rPr>
-      </w:pPr>
-      <w:r>
-        <w:rPr>
-          <w:rFonts w:ascii="Times New Roman" w:hAnsi="Times New Roman" w:cs="Times New Roman"/>
-          <w:sz w:val="28"/>
-          <w:szCs w:val="28"/>
-        </w:rPr>
-        <w:t>• Кроссовки и кеды</w:t>
-      </w:r>
-    </w:p>
-    <w:p>
-      <w:pPr>
-        <w:rPr>
-          <w:rFonts w:ascii="Times New Roman" w:hAnsi="Times New Roman" w:cs="Times New Roman"/>
-          <w:sz w:val="28"/>
-          <w:szCs w:val="28"/>
-        </w:rPr>
-      </w:pPr>
-      <w:r>
-        <w:rPr>
-          <w:rFonts w:ascii="Times New Roman" w:hAnsi="Times New Roman" w:cs="Times New Roman"/>
-          <w:sz w:val="28"/>
-          <w:szCs w:val="28"/>
-        </w:rPr>
-        <w:t>• Ботинки и полуботинки</w:t>
-      </w:r>
-    </w:p>
-    <w:p>
-      <w:pPr>
-        <w:rPr>
-          <w:rFonts w:ascii="Times New Roman" w:hAnsi="Times New Roman" w:cs="Times New Roman"/>
-          <w:sz w:val="28"/>
-          <w:szCs w:val="28"/>
-        </w:rPr>
-      </w:pPr>
-      <w:r>
-        <w:rPr>
-          <w:rFonts w:ascii="Times New Roman" w:hAnsi="Times New Roman" w:cs="Times New Roman"/>
-          <w:sz w:val="28"/>
-          <w:szCs w:val="28"/>
-        </w:rPr>
-        <w:t xml:space="preserve">• Туфли и </w:t>
-      </w:r>
+          <w:lang w:val="en-US"/>
+        </w:rPr>
+      </w:pPr>
+      <w:r>
+        <w:rPr>
+          <w:rFonts w:ascii="Times New Roman" w:hAnsi="Times New Roman" w:cs="Times New Roman"/>
+          <w:sz w:val="28"/>
+          <w:szCs w:val="28"/>
+        </w:rPr>
+        <w:t>• Авторизация</w:t>
+      </w:r>
+    </w:p>
+    <w:p>
+      <w:pPr>
+        <w:rPr>
+          <w:rFonts w:ascii="Times New Roman" w:hAnsi="Times New Roman" w:cs="Times New Roman"/>
+          <w:sz w:val="28"/>
+          <w:szCs w:val="28"/>
+        </w:rPr>
+      </w:pPr>
+      <w:r>
+        <w:rPr>
+          <w:rFonts w:ascii="Times New Roman" w:hAnsi="Times New Roman" w:cs="Times New Roman"/>
+          <w:sz w:val="28"/>
+          <w:szCs w:val="28"/>
+        </w:rPr>
+        <w:t>• Регистрация</w:t>
+      </w:r>
+    </w:p>
+    <w:p>
+      <w:pPr>
+        <w:rPr>
+          <w:rFonts w:ascii="Times New Roman" w:hAnsi="Times New Roman" w:cs="Times New Roman"/>
+          <w:sz w:val="28"/>
+          <w:szCs w:val="28"/>
+        </w:rPr>
+      </w:pPr>
+      <w:r>
+        <w:rPr>
+          <w:rFonts w:ascii="Times New Roman" w:hAnsi="Times New Roman" w:cs="Times New Roman"/>
+          <w:sz w:val="28"/>
+          <w:szCs w:val="28"/>
+        </w:rPr>
+        <w:t>• Просмотр категорий товаров</w:t>
+      </w:r>
+    </w:p>
+    <w:p>
+      <w:pPr>
+        <w:rPr>
+          <w:rFonts w:ascii="Times New Roman" w:hAnsi="Times New Roman" w:cs="Times New Roman"/>
+          <w:sz w:val="28"/>
+          <w:szCs w:val="28"/>
+        </w:rPr>
+      </w:pPr>
+      <w:r>
+        <w:rPr>
+          <w:rFonts w:ascii="Times New Roman" w:hAnsi="Times New Roman" w:cs="Times New Roman"/>
+          <w:sz w:val="28"/>
+          <w:szCs w:val="28"/>
+        </w:rPr>
+        <w:t>• Просмотр избранного</w:t>
+      </w:r>
+    </w:p>
+    <w:p>
+      <w:pPr>
+        <w:rPr>
+          <w:rFonts w:ascii="Times New Roman" w:hAnsi="Times New Roman" w:cs="Times New Roman"/>
+          <w:sz w:val="28"/>
+          <w:szCs w:val="28"/>
+        </w:rPr>
+      </w:pPr>
+    </w:p>
+    <w:p>
+      <w:pPr>
+        <w:rPr>
+          <w:rFonts w:ascii="Times New Roman" w:hAnsi="Times New Roman" w:cs="Times New Roman"/>
+          <w:sz w:val="28"/>
+          <w:szCs w:val="28"/>
+        </w:rPr>
+      </w:pPr>
       <w:proofErr w:type="spellStart"/>
       <w:r>
         <w:rPr>
@@ -555,78 +287,43 @@
           <w:sz w:val="28"/>
           <w:szCs w:val="28"/>
         </w:rPr>
-        <w:t>лоферы</w:t>
+        <w:t>ShoeStore</w:t>
       </w:r>
       <w:proofErr w:type="spellEnd"/>
-    </w:p>
-    <w:p>
-      <w:pPr>
-        <w:rPr>
-          <w:rFonts w:ascii="Times New Roman" w:hAnsi="Times New Roman" w:cs="Times New Roman"/>
-          <w:sz w:val="28"/>
-          <w:szCs w:val="28"/>
-        </w:rPr>
-      </w:pPr>
-      <w:r>
-        <w:rPr>
-          <w:rFonts w:ascii="Times New Roman" w:hAnsi="Times New Roman" w:cs="Times New Roman"/>
-          <w:sz w:val="28"/>
-          <w:szCs w:val="28"/>
-        </w:rPr>
-        <w:t>• Сандалии и сланцы</w:t>
-      </w:r>
-    </w:p>
-    <w:p>
-      <w:pPr>
-        <w:rPr>
-          <w:rFonts w:ascii="Times New Roman" w:hAnsi="Times New Roman" w:cs="Times New Roman"/>
-          <w:sz w:val="28"/>
-          <w:szCs w:val="28"/>
-        </w:rPr>
-      </w:pPr>
-      <w:r>
-        <w:rPr>
-          <w:rFonts w:ascii="Times New Roman" w:hAnsi="Times New Roman" w:cs="Times New Roman"/>
-          <w:sz w:val="28"/>
-          <w:szCs w:val="28"/>
-        </w:rPr>
-        <w:t>• Спортивная обувь</w:t>
-      </w:r>
-    </w:p>
-    <w:p>
-      <w:pPr>
-        <w:rPr>
-          <w:rFonts w:ascii="Times New Roman" w:hAnsi="Times New Roman" w:cs="Times New Roman"/>
-          <w:sz w:val="28"/>
-          <w:szCs w:val="28"/>
-        </w:rPr>
-      </w:pPr>
-      <w:r>
-        <w:rPr>
-          <w:rFonts w:ascii="Times New Roman" w:hAnsi="Times New Roman" w:cs="Times New Roman"/>
-          <w:sz w:val="28"/>
-          <w:szCs w:val="28"/>
-        </w:rPr>
-        <w:t>• Аксессуары для обуви</w:t>
-      </w:r>
-    </w:p>
-    <w:p>
-      <w:pPr>
-        <w:rPr>
-          <w:rFonts w:ascii="Times New Roman" w:hAnsi="Times New Roman" w:cs="Times New Roman"/>
-          <w:sz w:val="28"/>
-          <w:szCs w:val="28"/>
-        </w:rPr>
-      </w:pPr>
-    </w:p>
-    <w:p>
-      <w:pPr>
-        <w:rPr>
-          <w:rFonts w:ascii="Times New Roman" w:hAnsi="Times New Roman" w:cs="Times New Roman"/>
-          <w:sz w:val="28"/>
-          <w:szCs w:val="28"/>
-        </w:rPr>
-      </w:pPr>
+      <w:r>
+        <w:rPr>
+          <w:rFonts w:ascii="Times New Roman" w:hAnsi="Times New Roman" w:cs="Times New Roman"/>
+          <w:sz w:val="28"/>
+          <w:szCs w:val="28"/>
+        </w:rPr>
+        <w:t xml:space="preserve"> - ваш надежный помощник в мире качественной обуви. Скачивайте приложение и делайте покупки с удовольствием!</w:t>
+      </w:r>
+    </w:p>
+    <w:p>
+      <w:pPr>
+        <w:rPr>
+          <w:rFonts w:ascii="Times New Roman" w:hAnsi="Times New Roman" w:cs="Times New Roman"/>
+          <w:sz w:val="28"/>
+          <w:szCs w:val="28"/>
+        </w:rPr>
+      </w:pPr>
+    </w:p>
+    <w:p>
+      <w:pPr>
+        <w:rPr>
+          <w:rFonts w:ascii="Times New Roman" w:hAnsi="Times New Roman" w:cs="Times New Roman"/>
+          <w:sz w:val="28"/>
+          <w:szCs w:val="28"/>
+        </w:rPr>
+      </w:pPr>
+      <w:r>
+        <w:rPr>
+          <w:rFonts w:ascii="Times New Roman" w:hAnsi="Times New Roman" w:cs="Times New Roman"/>
+          <w:sz w:val="28"/>
+          <w:szCs w:val="28"/>
+        </w:rPr>
+        <w:t xml:space="preserve">Приложение разработано с использованием современных технологий </w:t>
+      </w:r>
       <w:proofErr w:type="spellStart"/>
       <w:r>
         <w:rPr>
@@ -634,7 +331,7 @@
           <w:sz w:val="28"/>
           <w:szCs w:val="28"/>
         </w:rPr>
-        <w:t>ShoeStore</w:t>
+        <w:t>Jetpack</w:t>
       </w:r>
       <w:proofErr w:type="spellEnd"/>
       <w:r>
@@ -643,79 +340,35 @@
           <w:sz w:val="28"/>
           <w:szCs w:val="28"/>
         </w:rPr>
-        <w:t xml:space="preserve"> - ваш надежный помощник в мире качественной обуви. Скачивайте приложение и делайте покупки с удовольствием!</w:t>
-      </w:r>
-    </w:p>
-    <w:p>
-      <w:pPr>
-        <w:rPr>
-          <w:rFonts w:ascii="Times New Roman" w:hAnsi="Times New Roman" w:cs="Times New Roman"/>
-          <w:sz w:val="28"/>
-          <w:szCs w:val="28"/>
-        </w:rPr>
-      </w:pPr>
-    </w:p>
-    <w:p>
-      <w:pPr>
+        <w:t xml:space="preserve"> </w:t>
+      </w:r>
+      <w:proofErr w:type="spellStart"/>
+      <w:r>
+        <w:rPr>
+          <w:rFonts w:ascii="Times New Roman" w:hAnsi="Times New Roman" w:cs="Times New Roman"/>
+          <w:sz w:val="28"/>
+          <w:szCs w:val="28"/>
+        </w:rPr>
+        <w:t>Compose</w:t>
+      </w:r>
+      <w:proofErr w:type="spellEnd"/>
+      <w:r>
+        <w:rPr>
+          <w:rFonts w:ascii="Times New Roman" w:hAnsi="Times New Roman" w:cs="Times New Roman"/>
+          <w:sz w:val="28"/>
+          <w:szCs w:val="28"/>
+        </w:rPr>
+        <w:t>, что обеспечивает плавную работу и приятный пользовательский опыт.</w:t>
+      </w:r>
+    </w:p>
+    <w:p>
+      <w:pPr>
+        <w:jc w:val="center"/>
         <w:rPr>
           <w:rFonts w:ascii="Times New Roman" w:hAnsi="Times New Roman" w:cs="Times New Roman"/>
           <w:sz w:val="28"/>
           <w:szCs w:val="28"/>
           <w:lang w:val="en-US"/>
-        </w:rPr>
-      </w:pPr>
-      <w:r>
-        <w:rPr>
-          <w:rFonts w:ascii="Times New Roman" w:hAnsi="Times New Roman" w:cs="Times New Roman"/>
-          <w:sz w:val="28"/>
-          <w:szCs w:val="28"/>
-        </w:rPr>
-        <w:t xml:space="preserve">Приложение разработано с использованием современных технологий </w:t>
-      </w:r>
-      <w:proofErr w:type="spellStart"/>
-      <w:r>
-        <w:rPr>
-          <w:rFonts w:ascii="Times New Roman" w:hAnsi="Times New Roman" w:cs="Times New Roman"/>
-          <w:sz w:val="28"/>
-          <w:szCs w:val="28"/>
-        </w:rPr>
-        <w:t>Jetpack</w:t>
-      </w:r>
-      <w:proofErr w:type="spellEnd"/>
-      <w:r>
-        <w:rPr>
-          <w:rFonts w:ascii="Times New Roman" w:hAnsi="Times New Roman" w:cs="Times New Roman"/>
-          <w:sz w:val="28"/>
-          <w:szCs w:val="28"/>
-        </w:rPr>
-        <w:t xml:space="preserve"> </w:t>
-      </w:r>
-      <w:proofErr w:type="spellStart"/>
-      <w:r>
-        <w:rPr>
-          <w:rFonts w:ascii="Times New Roman" w:hAnsi="Times New Roman" w:cs="Times New Roman"/>
-          <w:sz w:val="28"/>
-          <w:szCs w:val="28"/>
-        </w:rPr>
-        <w:t>Compose</w:t>
-      </w:r>
-      <w:proofErr w:type="spellEnd"/>
-      <w:r>
-        <w:rPr>
-          <w:rFonts w:ascii="Times New Roman" w:hAnsi="Times New Roman" w:cs="Times New Roman"/>
-          <w:sz w:val="28"/>
-          <w:szCs w:val="28"/>
-        </w:rPr>
-        <w:t>, что обеспечивает плавную работу и приятный пользовательский опыт.</w:t>
-      </w:r>
-    </w:p>
-    <w:p>
-      <w:pPr>
-        <w:jc w:val="center"/>
-        <w:rPr>
-          <w:rFonts w:ascii="Times New Roman" w:hAnsi="Times New Roman" w:cs="Times New Roman"/>
-          <w:sz w:val="28"/>
-          <w:szCs w:val="28"/>
         </w:rPr>
       </w:pPr>
       <w:r>
@@ -744,7 +397,7 @@
                     </pic:cNvPicPr>
                   </pic:nvPicPr>
                   <pic:blipFill>
-                    <a:blip r:embed="rId4"/>
+                    <a:blip r:embed="rId4" cstate="print"/>
                     <a:srcRect/>
                     <a:stretch>
                       <a:fillRect/>
@@ -780,7 +433,24 @@
           <w:rFonts w:ascii="Times New Roman" w:hAnsi="Times New Roman" w:cs="Times New Roman"/>
           <w:sz w:val="28"/>
           <w:szCs w:val="28"/>
-          <w:lang w:val="en-US"/>
+        </w:rPr>
+      </w:pPr>
+      <w:r>
+        <w:rPr>
+          <w:rFonts w:ascii="Times New Roman" w:hAnsi="Times New Roman" w:cs="Times New Roman"/>
+          <w:sz w:val="28"/>
+          <w:szCs w:val="28"/>
+        </w:rPr>
+        <w:t>Рисунок 1 - Регистрация</w:t>
+      </w:r>
+    </w:p>
+    <w:p>
+      <w:pPr>
+        <w:jc w:val="center"/>
+        <w:rPr>
+          <w:rFonts w:ascii="Times New Roman" w:hAnsi="Times New Roman" w:cs="Times New Roman"/>
+          <w:sz w:val="28"/>
+          <w:szCs w:val="28"/>
         </w:rPr>
       </w:pPr>
       <w:r>
@@ -809,7 +479,7 @@
                     </pic:cNvPicPr>
                   </pic:nvPicPr>
                   <pic:blipFill>
-                    <a:blip r:embed="rId5"/>
+                    <a:blip r:embed="rId5" cstate="print"/>
                     <a:srcRect/>
                     <a:stretch>
                       <a:fillRect/>
@@ -845,7 +515,51 @@
           <w:rFonts w:ascii="Times New Roman" w:hAnsi="Times New Roman" w:cs="Times New Roman"/>
           <w:sz w:val="28"/>
           <w:szCs w:val="28"/>
+        </w:rPr>
+      </w:pPr>
+      <w:r>
+        <w:rPr>
+          <w:rFonts w:ascii="Times New Roman" w:hAnsi="Times New Roman" w:cs="Times New Roman"/>
+          <w:sz w:val="28"/>
+          <w:szCs w:val="28"/>
+        </w:rPr>
+        <w:t xml:space="preserve">Рисунок 2 – </w:t>
+      </w:r>
+      <w:r>
+        <w:rPr>
+          <w:rFonts w:ascii="Times New Roman" w:hAnsi="Times New Roman" w:cs="Times New Roman"/>
+          <w:sz w:val="28"/>
+          <w:szCs w:val="28"/>
           <w:lang w:val="en-US"/>
+        </w:rPr>
+        <w:t>OTP</w:t>
+      </w:r>
+      <w:r>
+        <w:rPr>
+          <w:rFonts w:ascii="Times New Roman" w:hAnsi="Times New Roman" w:cs="Times New Roman"/>
+          <w:sz w:val="28"/>
+          <w:szCs w:val="28"/>
+        </w:rPr>
+        <w:t xml:space="preserve"> проверка</w:t>
+      </w:r>
+    </w:p>
+    <w:p>
+      <w:pPr>
+        <w:jc w:val="center"/>
+        <w:rPr>
+          <w:rFonts w:ascii="Times New Roman" w:hAnsi="Times New Roman" w:cs="Times New Roman"/>
+          <w:sz w:val="28"/>
+          <w:szCs w:val="28"/>
+        </w:rPr>
+      </w:pPr>
+    </w:p>
+    <w:p>
+      <w:pPr>
+        <w:jc w:val="center"/>
+        <w:rPr>
+          <w:rFonts w:ascii="Times New Roman" w:hAnsi="Times New Roman" w:cs="Times New Roman"/>
+          <w:sz w:val="28"/>
+          <w:szCs w:val="28"/>
         </w:rPr>
       </w:pPr>
       <w:r>
@@ -874,7 +588,7 @@
                     </pic:cNvPicPr>
                   </pic:nvPicPr>
                   <pic:blipFill>
-                    <a:blip r:embed="rId6"/>
+                    <a:blip r:embed="rId6" cstate="print"/>
                     <a:srcRect/>
                     <a:stretch>
                       <a:fillRect/>
@@ -902,6 +616,34 @@
           </wp:inline>
         </w:drawing>
       </w:r>
+    </w:p>
+    <w:p>
+      <w:pPr>
+        <w:jc w:val="center"/>
+        <w:rPr>
+          <w:rFonts w:ascii="Times New Roman" w:hAnsi="Times New Roman" w:cs="Times New Roman"/>
+          <w:sz w:val="28"/>
+          <w:szCs w:val="28"/>
+        </w:rPr>
+      </w:pPr>
+      <w:r>
+        <w:rPr>
+          <w:rFonts w:ascii="Times New Roman" w:hAnsi="Times New Roman" w:cs="Times New Roman"/>
+          <w:sz w:val="28"/>
+          <w:szCs w:val="28"/>
+        </w:rPr>
+        <w:t>Рисунок 3 - Авторизация</w:t>
+      </w:r>
+    </w:p>
+    <w:p>
+      <w:pPr>
+        <w:jc w:val="center"/>
+        <w:rPr>
+          <w:rFonts w:ascii="Times New Roman" w:hAnsi="Times New Roman" w:cs="Times New Roman"/>
+          <w:sz w:val="28"/>
+          <w:szCs w:val="28"/>
+        </w:rPr>
+      </w:pPr>
       <w:r>
         <w:rPr>
           <w:rFonts w:ascii="Times New Roman" w:hAnsi="Times New Roman" w:cs="Times New Roman"/>
@@ -928,7 +670,7 @@
                     </pic:cNvPicPr>
                   </pic:nvPicPr>
                   <pic:blipFill>
-                    <a:blip r:embed="rId7"/>
+                    <a:blip r:embed="rId7" cstate="print"/>
                     <a:srcRect/>
                     <a:stretch>
                       <a:fillRect/>
@@ -956,6 +698,44 @@
           </wp:inline>
         </w:drawing>
       </w:r>
+    </w:p>
+    <w:p>
+      <w:pPr>
+        <w:jc w:val="center"/>
+        <w:rPr>
+          <w:rFonts w:ascii="Times New Roman" w:hAnsi="Times New Roman" w:cs="Times New Roman"/>
+          <w:sz w:val="28"/>
+          <w:szCs w:val="28"/>
+        </w:rPr>
+      </w:pPr>
+      <w:r>
+        <w:rPr>
+          <w:rFonts w:ascii="Times New Roman" w:hAnsi="Times New Roman" w:cs="Times New Roman"/>
+          <w:sz w:val="28"/>
+          <w:szCs w:val="28"/>
+        </w:rPr>
+        <w:t xml:space="preserve">Рисунок 4 - </w:t>
+      </w:r>
+      <w:proofErr w:type="gramStart"/>
+      <w:r>
+        <w:rPr>
+          <w:rFonts w:ascii="Times New Roman" w:hAnsi="Times New Roman" w:cs="Times New Roman"/>
+          <w:sz w:val="28"/>
+          <w:szCs w:val="28"/>
+        </w:rPr>
+        <w:t>Главная</w:t>
+      </w:r>
+      <w:proofErr w:type="gramEnd"/>
+    </w:p>
+    <w:p>
+      <w:pPr>
+        <w:jc w:val="center"/>
+        <w:rPr>
+          <w:rFonts w:ascii="Times New Roman" w:hAnsi="Times New Roman" w:cs="Times New Roman"/>
+          <w:sz w:val="28"/>
+          <w:szCs w:val="28"/>
+        </w:rPr>
+      </w:pPr>
       <w:r>
         <w:rPr>
           <w:rFonts w:ascii="Times New Roman" w:hAnsi="Times New Roman" w:cs="Times New Roman"/>
@@ -982,7 +762,7 @@
                     </pic:cNvPicPr>
                   </pic:nvPicPr>
                   <pic:blipFill>
-                    <a:blip r:embed="rId8"/>
+                    <a:blip r:embed="rId8" cstate="print"/>
                     <a:srcRect/>
                     <a:stretch>
                       <a:fillRect/>
@@ -1010,6 +790,34 @@
           </wp:inline>
         </w:drawing>
       </w:r>
+    </w:p>
+    <w:p>
+      <w:pPr>
+        <w:jc w:val="center"/>
+        <w:rPr>
+          <w:rFonts w:ascii="Times New Roman" w:hAnsi="Times New Roman" w:cs="Times New Roman"/>
+          <w:sz w:val="28"/>
+          <w:szCs w:val="28"/>
+        </w:rPr>
+      </w:pPr>
+      <w:r>
+        <w:rPr>
+          <w:rFonts w:ascii="Times New Roman" w:hAnsi="Times New Roman" w:cs="Times New Roman"/>
+          <w:sz w:val="28"/>
+          <w:szCs w:val="28"/>
+        </w:rPr>
+        <w:t>Рисунок 5 - Избранное</w:t>
+      </w:r>
+    </w:p>
+    <w:p>
+      <w:pPr>
+        <w:jc w:val="center"/>
+        <w:rPr>
+          <w:rFonts w:ascii="Times New Roman" w:hAnsi="Times New Roman" w:cs="Times New Roman"/>
+          <w:sz w:val="28"/>
+          <w:szCs w:val="28"/>
+        </w:rPr>
+      </w:pPr>
     </w:p>
     <w:sectPr>
       <w:pgSz w:w="11906" w:h="16838"/>
@@ -1180,6 +988,7 @@
   <w:style w:type="paragraph" w:default="1" w:styleId="a">
     <w:name w:val="Normal"/>
     <w:qFormat/>
+    <w:rsid w:val="00095DB2"/>
   </w:style>
   <w:style w:type="character" w:default="1" w:styleId="a0">
     <w:name w:val="Default Paragraph Font"/>
